--- a/backend-google-docs/09-redis-caching.docx
+++ b/backend-google-docs/09-redis-caching.docx
@@ -2789,7 +2789,7 @@
       </w:pPr>
       <w:r>
         <w:rPr/>
-        <w:t>🎯 From Your Resume</w:t>
+        <w:t>🟢 More Basics</w:t>
       </w:r>
     </w:p>
     <w:p>
@@ -2809,7 +2809,2424 @@
           <w:color w:val="1F3A5F"/>
           <w:sz w:val="24"/>
         </w:rPr>
-        <w:t>Q17. "Where did Redis fit in your systems?"</w:t>
+        <w:t>Q17. What are the most common Redis commands?</w:t>
+      </w:r>
+      <w:r>
+        <w:rPr>
+          <w:color w:val="1F3A5F"/>
+          <w:sz w:val="24"/>
+        </w:rPr>
+      </w:r>
+    </w:p>
+    <w:p>
+      <w:r>
+        <w:rPr/>
+      </w:r>
+      <w:r>
+        <w:rPr>
+          <w:b/>
+        </w:rPr>
+        <w:t>Short answer:</w:t>
+      </w:r>
+      <w:r>
+        <w:rPr/>
+        <w:t xml:space="preserve"> </w:t>
+      </w:r>
+      <w:r>
+        <w:rPr>
+          <w:rFonts w:ascii="Courier New" w:hAnsi="Courier New"/>
+          <w:color w:val="B42318"/>
+          <w:sz w:val="20"/>
+        </w:rPr>
+        <w:t>GET/SET</w:t>
+      </w:r>
+      <w:r>
+        <w:rPr/>
+        <w:t xml:space="preserve"> (with </w:t>
+      </w:r>
+      <w:r>
+        <w:rPr>
+          <w:rFonts w:ascii="Courier New" w:hAnsi="Courier New"/>
+          <w:color w:val="B42318"/>
+          <w:sz w:val="20"/>
+        </w:rPr>
+        <w:t>EX</w:t>
+      </w:r>
+      <w:r>
+        <w:rPr/>
+        <w:t xml:space="preserve">, </w:t>
+      </w:r>
+      <w:r>
+        <w:rPr>
+          <w:rFonts w:ascii="Courier New" w:hAnsi="Courier New"/>
+          <w:color w:val="B42318"/>
+          <w:sz w:val="20"/>
+        </w:rPr>
+        <w:t>NX</w:t>
+      </w:r>
+      <w:r>
+        <w:rPr/>
+        <w:t xml:space="preserve">), </w:t>
+      </w:r>
+      <w:r>
+        <w:rPr>
+          <w:rFonts w:ascii="Courier New" w:hAnsi="Courier New"/>
+          <w:color w:val="B42318"/>
+          <w:sz w:val="20"/>
+        </w:rPr>
+        <w:t>DEL</w:t>
+      </w:r>
+      <w:r>
+        <w:rPr/>
+        <w:t xml:space="preserve">, </w:t>
+      </w:r>
+      <w:r>
+        <w:rPr>
+          <w:rFonts w:ascii="Courier New" w:hAnsi="Courier New"/>
+          <w:color w:val="B42318"/>
+          <w:sz w:val="20"/>
+        </w:rPr>
+        <w:t>EXPIRE/TTL</w:t>
+      </w:r>
+      <w:r>
+        <w:rPr/>
+        <w:t xml:space="preserve">, </w:t>
+      </w:r>
+      <w:r>
+        <w:rPr>
+          <w:rFonts w:ascii="Courier New" w:hAnsi="Courier New"/>
+          <w:color w:val="B42318"/>
+          <w:sz w:val="20"/>
+        </w:rPr>
+        <w:t>INCR</w:t>
+      </w:r>
+      <w:r>
+        <w:rPr/>
+        <w:t xml:space="preserve">, </w:t>
+      </w:r>
+      <w:r>
+        <w:rPr>
+          <w:rFonts w:ascii="Courier New" w:hAnsi="Courier New"/>
+          <w:color w:val="B42318"/>
+          <w:sz w:val="20"/>
+        </w:rPr>
+        <w:t>HSET/HGETALL</w:t>
+      </w:r>
+      <w:r>
+        <w:rPr/>
+        <w:t xml:space="preserve">, </w:t>
+      </w:r>
+      <w:r>
+        <w:rPr>
+          <w:rFonts w:ascii="Courier New" w:hAnsi="Courier New"/>
+          <w:color w:val="B42318"/>
+          <w:sz w:val="20"/>
+        </w:rPr>
+        <w:t>LPUSH/RPOP</w:t>
+      </w:r>
+      <w:r>
+        <w:rPr/>
+        <w:t xml:space="preserve">, </w:t>
+      </w:r>
+      <w:r>
+        <w:rPr>
+          <w:rFonts w:ascii="Courier New" w:hAnsi="Courier New"/>
+          <w:color w:val="B42318"/>
+          <w:sz w:val="20"/>
+        </w:rPr>
+        <w:t>SADD/SMEMBERS</w:t>
+      </w:r>
+      <w:r>
+        <w:rPr/>
+        <w:t xml:space="preserve">, </w:t>
+      </w:r>
+      <w:r>
+        <w:rPr>
+          <w:rFonts w:ascii="Courier New" w:hAnsi="Courier New"/>
+          <w:color w:val="B42318"/>
+          <w:sz w:val="20"/>
+        </w:rPr>
+        <w:t>ZADD/ZRANGE</w:t>
+      </w:r>
+      <w:r>
+        <w:rPr/>
+        <w:t xml:space="preserve">, </w:t>
+      </w:r>
+      <w:r>
+        <w:rPr>
+          <w:rFonts w:ascii="Courier New" w:hAnsi="Courier New"/>
+          <w:color w:val="B42318"/>
+          <w:sz w:val="20"/>
+        </w:rPr>
+        <w:t>SCAN</w:t>
+      </w:r>
+      <w:r>
+        <w:rPr/>
+        <w:t>.</w:t>
+      </w:r>
+    </w:p>
+    <w:p>
+      <w:r>
+        <w:rPr/>
+      </w:r>
+      <w:r>
+        <w:rPr>
+          <w:b/>
+        </w:rPr>
+        <w:t>Explanation:</w:t>
+      </w:r>
+      <w:r>
+        <w:rPr/>
+        <w:t xml:space="preserve"> </w:t>
+      </w:r>
+      <w:r>
+        <w:rPr>
+          <w:rFonts w:ascii="Courier New" w:hAnsi="Courier New"/>
+          <w:color w:val="B42318"/>
+          <w:sz w:val="20"/>
+        </w:rPr>
+        <w:t>SET key value NX EX 60</w:t>
+      </w:r>
+      <w:r>
+        <w:rPr/>
+        <w:t xml:space="preserve"> sets only if missing, with a TTL, in one atomic step.</w:t>
+      </w:r>
+    </w:p>
+    <w:p>
+      <w:r>
+        <w:rPr/>
+      </w:r>
+      <w:r>
+        <w:rPr>
+          <w:b/>
+        </w:rPr>
+        <w:t>Example:</w:t>
+      </w:r>
+      <w:r>
+        <w:rPr/>
+        <w:t xml:space="preserve"> </w:t>
+      </w:r>
+      <w:r>
+        <w:rPr>
+          <w:rFonts w:ascii="Courier New" w:hAnsi="Courier New"/>
+          <w:color w:val="B42318"/>
+          <w:sz w:val="20"/>
+        </w:rPr>
+        <w:t>SET otp:user:42 739201 EX 300</w:t>
+      </w:r>
+      <w:r>
+        <w:rPr/>
+        <w:t>.</w:t>
+      </w:r>
+    </w:p>
+    <w:p>
+      <w:r>
+        <w:rPr/>
+      </w:r>
+      <w:r>
+        <w:rPr>
+          <w:b/>
+        </w:rPr>
+        <w:t>Say it like this:</w:t>
+      </w:r>
+      <w:r>
+        <w:rPr/>
+        <w:t xml:space="preserve"> "SET with NX and EX in one command covers locks, OTPs and one-time keys."</w:t>
+      </w:r>
+    </w:p>
+    <w:p>
+      <w:pPr>
+        <w:pBdr>
+          <w:bottom w:val="single" w:sz="6" w:space="1" w:color="BFC7D5"/>
+        </w:pBdr>
+      </w:pPr>
+    </w:p>
+    <w:p>
+      <w:pPr>
+        <w:keepNext/>
+        <w:spacing w:before="200"/>
+      </w:pPr>
+      <w:r>
+        <w:rPr>
+          <w:color w:val="1F3A5F"/>
+          <w:sz w:val="24"/>
+        </w:rPr>
+      </w:r>
+      <w:r>
+        <w:rPr>
+          <w:b/>
+          <w:color w:val="1F3A5F"/>
+          <w:sz w:val="24"/>
+        </w:rPr>
+        <w:t>Q18. When would you use a hash instead of a JSON string?</w:t>
+      </w:r>
+      <w:r>
+        <w:rPr>
+          <w:color w:val="1F3A5F"/>
+          <w:sz w:val="24"/>
+        </w:rPr>
+      </w:r>
+    </w:p>
+    <w:p>
+      <w:r>
+        <w:rPr/>
+      </w:r>
+      <w:r>
+        <w:rPr>
+          <w:b/>
+        </w:rPr>
+        <w:t>Short answer:</w:t>
+      </w:r>
+      <w:r>
+        <w:rPr/>
+        <w:t xml:space="preserve"> When you read or update individual fields; a JSON string is simpler when you always read the whole object.</w:t>
+      </w:r>
+    </w:p>
+    <w:p>
+      <w:r>
+        <w:rPr/>
+      </w:r>
+      <w:r>
+        <w:rPr>
+          <w:b/>
+        </w:rPr>
+        <w:t>Explanation:</w:t>
+      </w:r>
+      <w:r>
+        <w:rPr/>
+        <w:t xml:space="preserve"> Hashes let you </w:t>
+      </w:r>
+      <w:r>
+        <w:rPr>
+          <w:rFonts w:ascii="Courier New" w:hAnsi="Courier New"/>
+          <w:color w:val="B42318"/>
+          <w:sz w:val="20"/>
+        </w:rPr>
+        <w:t>HINCRBY</w:t>
+      </w:r>
+      <w:r>
+        <w:rPr/>
+        <w:t xml:space="preserve"> a single field atomically.</w:t>
+      </w:r>
+    </w:p>
+    <w:p>
+      <w:r>
+        <w:rPr/>
+      </w:r>
+      <w:r>
+        <w:rPr>
+          <w:b/>
+        </w:rPr>
+        <w:t>Example:</w:t>
+      </w:r>
+      <w:r>
+        <w:rPr/>
+        <w:t xml:space="preserve"> </w:t>
+      </w:r>
+      <w:r>
+        <w:rPr>
+          <w:rFonts w:ascii="Courier New" w:hAnsi="Courier New"/>
+          <w:color w:val="B42318"/>
+          <w:sz w:val="20"/>
+        </w:rPr>
+        <w:t>HINCRBY agent:12:today calls 1</w:t>
+      </w:r>
+      <w:r>
+        <w:rPr/>
+        <w:t>.</w:t>
+      </w:r>
+    </w:p>
+    <w:p>
+      <w:r>
+        <w:rPr/>
+      </w:r>
+      <w:r>
+        <w:rPr>
+          <w:b/>
+        </w:rPr>
+        <w:t>Say it like this:</w:t>
+      </w:r>
+      <w:r>
+        <w:rPr/>
+        <w:t xml:space="preserve"> "Hashes for objects I update field by field, JSON strings for objects I always read whole."</w:t>
+      </w:r>
+    </w:p>
+    <w:p>
+      <w:pPr>
+        <w:pBdr>
+          <w:bottom w:val="single" w:sz="6" w:space="1" w:color="BFC7D5"/>
+        </w:pBdr>
+      </w:pPr>
+    </w:p>
+    <w:p>
+      <w:pPr>
+        <w:keepNext/>
+        <w:spacing w:before="200"/>
+      </w:pPr>
+      <w:r>
+        <w:rPr>
+          <w:color w:val="1F3A5F"/>
+          <w:sz w:val="24"/>
+        </w:rPr>
+      </w:r>
+      <w:r>
+        <w:rPr>
+          <w:b/>
+          <w:color w:val="1F3A5F"/>
+          <w:sz w:val="24"/>
+        </w:rPr>
+        <w:t>Q19. How do you build a leaderboard with Redis?</w:t>
+      </w:r>
+      <w:r>
+        <w:rPr>
+          <w:color w:val="1F3A5F"/>
+          <w:sz w:val="24"/>
+        </w:rPr>
+      </w:r>
+    </w:p>
+    <w:p>
+      <w:r>
+        <w:rPr/>
+      </w:r>
+      <w:r>
+        <w:rPr>
+          <w:b/>
+        </w:rPr>
+        <w:t>Short answer:</w:t>
+      </w:r>
+      <w:r>
+        <w:rPr/>
+        <w:t xml:space="preserve"> A sorted set: </w:t>
+      </w:r>
+      <w:r>
+        <w:rPr>
+          <w:rFonts w:ascii="Courier New" w:hAnsi="Courier New"/>
+          <w:color w:val="B42318"/>
+          <w:sz w:val="20"/>
+        </w:rPr>
+        <w:t>ZINCRBY</w:t>
+      </w:r>
+      <w:r>
+        <w:rPr/>
+        <w:t xml:space="preserve"> to update scores, </w:t>
+      </w:r>
+      <w:r>
+        <w:rPr>
+          <w:rFonts w:ascii="Courier New" w:hAnsi="Courier New"/>
+          <w:color w:val="B42318"/>
+          <w:sz w:val="20"/>
+        </w:rPr>
+        <w:t>ZREVRANGE</w:t>
+      </w:r>
+      <w:r>
+        <w:rPr/>
+        <w:t xml:space="preserve"> with scores for the top N, </w:t>
+      </w:r>
+      <w:r>
+        <w:rPr>
+          <w:rFonts w:ascii="Courier New" w:hAnsi="Courier New"/>
+          <w:color w:val="B42318"/>
+          <w:sz w:val="20"/>
+        </w:rPr>
+        <w:t>ZREVRANK</w:t>
+      </w:r>
+      <w:r>
+        <w:rPr/>
+        <w:t xml:space="preserve"> for a user's position.</w:t>
+      </w:r>
+    </w:p>
+    <w:p>
+      <w:r>
+        <w:rPr/>
+      </w:r>
+      <w:r>
+        <w:rPr>
+          <w:b/>
+        </w:rPr>
+        <w:t>Explanation:</w:t>
+      </w:r>
+      <w:r>
+        <w:rPr/>
+        <w:t xml:space="preserve"> All operations are O(log n).</w:t>
+      </w:r>
+    </w:p>
+    <w:p>
+      <w:r>
+        <w:rPr/>
+      </w:r>
+      <w:r>
+        <w:rPr>
+          <w:b/>
+        </w:rPr>
+        <w:t>Example:</w:t>
+      </w:r>
+      <w:r>
+        <w:rPr/>
+        <w:t xml:space="preserve"> </w:t>
+      </w:r>
+      <w:r>
+        <w:rPr>
+          <w:rFonts w:ascii="Courier New" w:hAnsi="Courier New"/>
+          <w:color w:val="B42318"/>
+          <w:sz w:val="20"/>
+        </w:rPr>
+        <w:t>ZADD tenant:1:leaderboard 92 agent:12</w:t>
+      </w:r>
+      <w:r>
+        <w:rPr/>
+        <w:t xml:space="preserve">; </w:t>
+      </w:r>
+      <w:r>
+        <w:rPr>
+          <w:rFonts w:ascii="Courier New" w:hAnsi="Courier New"/>
+          <w:color w:val="B42318"/>
+          <w:sz w:val="20"/>
+        </w:rPr>
+        <w:t>ZREVRANGE tenant:1:leaderboard 0 9 WITHSCORES</w:t>
+      </w:r>
+      <w:r>
+        <w:rPr/>
+        <w:t>.</w:t>
+      </w:r>
+    </w:p>
+    <w:p>
+      <w:r>
+        <w:rPr/>
+      </w:r>
+      <w:r>
+        <w:rPr>
+          <w:b/>
+        </w:rPr>
+        <w:t>Say it like this:</w:t>
+      </w:r>
+      <w:r>
+        <w:rPr/>
+        <w:t xml:space="preserve"> "Sorted sets are built for leaderboards: updates and top-N reads are both fast."</w:t>
+      </w:r>
+    </w:p>
+    <w:p>
+      <w:pPr>
+        <w:pBdr>
+          <w:bottom w:val="single" w:sz="6" w:space="1" w:color="BFC7D5"/>
+        </w:pBdr>
+      </w:pPr>
+    </w:p>
+    <w:p>
+      <w:pPr>
+        <w:keepNext/>
+        <w:spacing w:before="200"/>
+      </w:pPr>
+      <w:r>
+        <w:rPr>
+          <w:color w:val="1F3A5F"/>
+          <w:sz w:val="24"/>
+        </w:rPr>
+      </w:r>
+      <w:r>
+        <w:rPr>
+          <w:b/>
+          <w:color w:val="1F3A5F"/>
+          <w:sz w:val="24"/>
+        </w:rPr>
+        <w:t xml:space="preserve">Q20. How do you avoid </w:t>
+      </w:r>
+      <w:r>
+        <w:rPr>
+          <w:rFonts w:ascii="Courier New" w:hAnsi="Courier New"/>
+          <w:b/>
+          <w:color w:val="1F3A5F"/>
+          <w:sz w:val="24"/>
+        </w:rPr>
+        <w:t>KEYS *</w:t>
+      </w:r>
+      <w:r>
+        <w:rPr>
+          <w:b/>
+          <w:color w:val="1F3A5F"/>
+          <w:sz w:val="24"/>
+        </w:rPr>
+        <w:t xml:space="preserve"> in production?</w:t>
+      </w:r>
+      <w:r>
+        <w:rPr>
+          <w:color w:val="1F3A5F"/>
+          <w:sz w:val="24"/>
+        </w:rPr>
+      </w:r>
+    </w:p>
+    <w:p>
+      <w:r>
+        <w:rPr/>
+      </w:r>
+      <w:r>
+        <w:rPr>
+          <w:b/>
+        </w:rPr>
+        <w:t>Short answer:</w:t>
+      </w:r>
+      <w:r>
+        <w:rPr/>
+        <w:t xml:space="preserve"> Use </w:t>
+      </w:r>
+      <w:r>
+        <w:rPr>
+          <w:rFonts w:ascii="Courier New" w:hAnsi="Courier New"/>
+          <w:color w:val="B42318"/>
+          <w:sz w:val="20"/>
+        </w:rPr>
+        <w:t>SCAN</w:t>
+      </w:r>
+      <w:r>
+        <w:rPr/>
+        <w:t xml:space="preserve"> with a cursor and </w:t>
+      </w:r>
+      <w:r>
+        <w:rPr>
+          <w:rFonts w:ascii="Courier New" w:hAnsi="Courier New"/>
+          <w:color w:val="B42318"/>
+          <w:sz w:val="20"/>
+        </w:rPr>
+        <w:t>MATCH</w:t>
+      </w:r>
+      <w:r>
+        <w:rPr/>
+        <w:t>, which iterates in small batches without blocking Redis.</w:t>
+      </w:r>
+    </w:p>
+    <w:p>
+      <w:r>
+        <w:rPr/>
+      </w:r>
+      <w:r>
+        <w:rPr>
+          <w:b/>
+        </w:rPr>
+        <w:t>Explanation:</w:t>
+      </w:r>
+      <w:r>
+        <w:rPr/>
+        <w:t xml:space="preserve"> </w:t>
+      </w:r>
+      <w:r>
+        <w:rPr>
+          <w:rFonts w:ascii="Courier New" w:hAnsi="Courier New"/>
+          <w:color w:val="B42318"/>
+          <w:sz w:val="20"/>
+        </w:rPr>
+        <w:t>KEYS</w:t>
+      </w:r>
+      <w:r>
+        <w:rPr/>
+        <w:t xml:space="preserve"> scans everything in one blocking command.</w:t>
+      </w:r>
+    </w:p>
+    <w:p>
+      <w:r>
+        <w:rPr/>
+      </w:r>
+      <w:r>
+        <w:rPr>
+          <w:b/>
+        </w:rPr>
+        <w:t>Example:</w:t>
+      </w:r>
+      <w:r>
+        <w:rPr/>
+        <w:t xml:space="preserve"> </w:t>
+      </w:r>
+      <w:r>
+        <w:rPr>
+          <w:rFonts w:ascii="Courier New" w:hAnsi="Courier New"/>
+          <w:color w:val="B42318"/>
+          <w:sz w:val="20"/>
+        </w:rPr>
+        <w:t>SCAN 0 MATCH session:* COUNT 1000</w:t>
+      </w:r>
+      <w:r>
+        <w:rPr/>
+        <w:t>.</w:t>
+      </w:r>
+    </w:p>
+    <w:p>
+      <w:r>
+        <w:rPr/>
+      </w:r>
+      <w:r>
+        <w:rPr>
+          <w:b/>
+        </w:rPr>
+        <w:t>Say it like this:</w:t>
+      </w:r>
+      <w:r>
+        <w:rPr/>
+        <w:t xml:space="preserve"> "KEYS blocks Redis; SCAN does the same job in safe, small steps."</w:t>
+      </w:r>
+    </w:p>
+    <w:p>
+      <w:pPr>
+        <w:pBdr>
+          <w:bottom w:val="single" w:sz="6" w:space="1" w:color="BFC7D5"/>
+        </w:pBdr>
+      </w:pPr>
+    </w:p>
+    <w:p>
+      <w:pPr>
+        <w:keepNext/>
+        <w:spacing w:before="200"/>
+      </w:pPr>
+      <w:r>
+        <w:rPr>
+          <w:color w:val="1F3A5F"/>
+          <w:sz w:val="24"/>
+        </w:rPr>
+      </w:r>
+      <w:r>
+        <w:rPr>
+          <w:b/>
+          <w:color w:val="1F3A5F"/>
+          <w:sz w:val="24"/>
+        </w:rPr>
+        <w:t>Q21. What is pipelining?</w:t>
+      </w:r>
+      <w:r>
+        <w:rPr>
+          <w:color w:val="1F3A5F"/>
+          <w:sz w:val="24"/>
+        </w:rPr>
+      </w:r>
+    </w:p>
+    <w:p>
+      <w:r>
+        <w:rPr/>
+      </w:r>
+      <w:r>
+        <w:rPr>
+          <w:b/>
+        </w:rPr>
+        <w:t>Short answer:</w:t>
+      </w:r>
+      <w:r>
+        <w:rPr/>
+        <w:t xml:space="preserve"> Sending many commands without waiting for each reply, cutting network round trips.</w:t>
+      </w:r>
+    </w:p>
+    <w:p>
+      <w:r>
+        <w:rPr/>
+      </w:r>
+      <w:r>
+        <w:rPr>
+          <w:b/>
+        </w:rPr>
+        <w:t>Explanation:</w:t>
+      </w:r>
+      <w:r>
+        <w:rPr/>
+        <w:t xml:space="preserve"> Not atomic; use </w:t>
+      </w:r>
+      <w:r>
+        <w:rPr>
+          <w:rFonts w:ascii="Courier New" w:hAnsi="Courier New"/>
+          <w:color w:val="B42318"/>
+          <w:sz w:val="20"/>
+        </w:rPr>
+        <w:t>MULTI</w:t>
+      </w:r>
+      <w:r>
+        <w:rPr/>
+        <w:t xml:space="preserve"> or Lua for atomicity.</w:t>
+      </w:r>
+    </w:p>
+    <w:p>
+      <w:r>
+        <w:rPr/>
+      </w:r>
+      <w:r>
+        <w:rPr>
+          <w:b/>
+        </w:rPr>
+        <w:t>Example:</w:t>
+      </w:r>
+      <w:r>
+        <w:rPr/>
+        <w:t xml:space="preserve"> Loading 500 cache keys in one pipeline instead of 500 round trips.</w:t>
+      </w:r>
+    </w:p>
+    <w:p>
+      <w:r>
+        <w:rPr/>
+      </w:r>
+      <w:r>
+        <w:rPr>
+          <w:b/>
+        </w:rPr>
+        <w:t>Say it like this:</w:t>
+      </w:r>
+      <w:r>
+        <w:rPr/>
+        <w:t xml:space="preserve"> "Pipelining batches round trips, which is often the biggest Redis latency win."</w:t>
+      </w:r>
+    </w:p>
+    <w:p>
+      <w:pPr>
+        <w:pBdr>
+          <w:bottom w:val="single" w:sz="6" w:space="1" w:color="BFC7D5"/>
+        </w:pBdr>
+      </w:pPr>
+    </w:p>
+    <w:p>
+      <w:pPr>
+        <w:keepNext/>
+        <w:spacing w:before="200"/>
+      </w:pPr>
+      <w:r>
+        <w:rPr>
+          <w:color w:val="1F3A5F"/>
+          <w:sz w:val="24"/>
+        </w:rPr>
+      </w:r>
+      <w:r>
+        <w:rPr>
+          <w:b/>
+          <w:color w:val="1F3A5F"/>
+          <w:sz w:val="24"/>
+        </w:rPr>
+        <w:t>Q22. Redis vs Memcached?</w:t>
+      </w:r>
+      <w:r>
+        <w:rPr>
+          <w:color w:val="1F3A5F"/>
+          <w:sz w:val="24"/>
+        </w:rPr>
+      </w:r>
+    </w:p>
+    <w:p>
+      <w:r>
+        <w:rPr/>
+      </w:r>
+      <w:r>
+        <w:rPr>
+          <w:b/>
+        </w:rPr>
+        <w:t>Short answer:</w:t>
+      </w:r>
+      <w:r>
+        <w:rPr/>
+        <w:t xml:space="preserve"> Memcached is a simple, multithreaded key-value cache; Redis adds data structures, persistence, replication, pub/sub, scripting and streams.</w:t>
+      </w:r>
+    </w:p>
+    <w:p>
+      <w:r>
+        <w:rPr/>
+      </w:r>
+      <w:r>
+        <w:rPr>
+          <w:b/>
+        </w:rPr>
+        <w:t>Explanation:</w:t>
+      </w:r>
+      <w:r>
+        <w:rPr/>
+        <w:t xml:space="preserve"> Redis is the default choice today unless you only need a plain cache.</w:t>
+      </w:r>
+    </w:p>
+    <w:p>
+      <w:r>
+        <w:rPr/>
+      </w:r>
+      <w:r>
+        <w:rPr>
+          <w:b/>
+        </w:rPr>
+        <w:t>Example:</w:t>
+      </w:r>
+      <w:r>
+        <w:rPr/>
+        <w:t xml:space="preserve"> Rate limiting and leaderboards need Redis data structures.</w:t>
+      </w:r>
+    </w:p>
+    <w:p>
+      <w:r>
+        <w:rPr/>
+      </w:r>
+      <w:r>
+        <w:rPr>
+          <w:b/>
+        </w:rPr>
+        <w:t>Say it like this:</w:t>
+      </w:r>
+      <w:r>
+        <w:rPr/>
+        <w:t xml:space="preserve"> "Memcached is a plain cache; Redis is a toolbox, which is why it's usually chosen."</w:t>
+      </w:r>
+    </w:p>
+    <w:p>
+      <w:pPr>
+        <w:pBdr>
+          <w:bottom w:val="single" w:sz="6" w:space="1" w:color="BFC7D5"/>
+        </w:pBdr>
+      </w:pPr>
+    </w:p>
+    <w:p>
+      <w:pPr>
+        <w:pStyle w:val="Heading2"/>
+        <w:pBdr>
+          <w:bottom w:val="single" w:sz="6" w:space="1" w:color="BFC7D5"/>
+        </w:pBdr>
+      </w:pPr>
+      <w:r>
+        <w:rPr/>
+        <w:t>🟡 More Intermediate</w:t>
+      </w:r>
+    </w:p>
+    <w:p>
+      <w:pPr>
+        <w:keepNext/>
+        <w:spacing w:before="200"/>
+      </w:pPr>
+      <w:r>
+        <w:rPr>
+          <w:color w:val="1F3A5F"/>
+          <w:sz w:val="24"/>
+        </w:rPr>
+      </w:r>
+      <w:r>
+        <w:rPr>
+          <w:b/>
+          <w:color w:val="1F3A5F"/>
+          <w:sz w:val="24"/>
+        </w:rPr>
+        <w:t>Q23. What is read-through and write-through caching?</w:t>
+      </w:r>
+      <w:r>
+        <w:rPr>
+          <w:color w:val="1F3A5F"/>
+          <w:sz w:val="24"/>
+        </w:rPr>
+      </w:r>
+    </w:p>
+    <w:p>
+      <w:r>
+        <w:rPr/>
+      </w:r>
+      <w:r>
+        <w:rPr>
+          <w:b/>
+        </w:rPr>
+        <w:t>Short answer:</w:t>
+      </w:r>
+      <w:r>
+        <w:rPr/>
+        <w:t xml:space="preserve"> Read-through: the cache layer loads from the database on a miss itself. Write-through: writes go to the cache and database together, keeping the cache fresh.</w:t>
+      </w:r>
+    </w:p>
+    <w:p>
+      <w:r>
+        <w:rPr/>
+      </w:r>
+      <w:r>
+        <w:rPr>
+          <w:b/>
+        </w:rPr>
+        <w:t>Explanation:</w:t>
+      </w:r>
+      <w:r>
+        <w:rPr/>
+        <w:t xml:space="preserve"> Write-through adds write latency but avoids stale reads.</w:t>
+      </w:r>
+    </w:p>
+    <w:p>
+      <w:r>
+        <w:rPr/>
+      </w:r>
+      <w:r>
+        <w:rPr>
+          <w:b/>
+        </w:rPr>
+        <w:t>Example:</w:t>
+      </w:r>
+      <w:r>
+        <w:rPr/>
+        <w:t xml:space="preserve"> A caching library wraps the repository so services just call </w:t>
+      </w:r>
+      <w:r>
+        <w:rPr>
+          <w:rFonts w:ascii="Courier New" w:hAnsi="Courier New"/>
+          <w:color w:val="B42318"/>
+          <w:sz w:val="20"/>
+        </w:rPr>
+        <w:t>getConfig()</w:t>
+      </w:r>
+      <w:r>
+        <w:rPr/>
+        <w:t>.</w:t>
+      </w:r>
+    </w:p>
+    <w:p>
+      <w:r>
+        <w:rPr/>
+      </w:r>
+      <w:r>
+        <w:rPr>
+          <w:b/>
+        </w:rPr>
+        <w:t>Say it like this:</w:t>
+      </w:r>
+      <w:r>
+        <w:rPr/>
+        <w:t xml:space="preserve"> "Read-through hides cache logic from callers; write-through keeps the cache fresh at the cost of slower writes."</w:t>
+      </w:r>
+    </w:p>
+    <w:p>
+      <w:pPr>
+        <w:pBdr>
+          <w:bottom w:val="single" w:sz="6" w:space="1" w:color="BFC7D5"/>
+        </w:pBdr>
+      </w:pPr>
+    </w:p>
+    <w:p>
+      <w:pPr>
+        <w:keepNext/>
+        <w:spacing w:before="200"/>
+      </w:pPr>
+      <w:r>
+        <w:rPr>
+          <w:color w:val="1F3A5F"/>
+          <w:sz w:val="24"/>
+        </w:rPr>
+      </w:r>
+      <w:r>
+        <w:rPr>
+          <w:b/>
+          <w:color w:val="1F3A5F"/>
+          <w:sz w:val="24"/>
+        </w:rPr>
+        <w:t>Q24. What is cache penetration, and how do you stop it?</w:t>
+      </w:r>
+      <w:r>
+        <w:rPr>
+          <w:color w:val="1F3A5F"/>
+          <w:sz w:val="24"/>
+        </w:rPr>
+      </w:r>
+    </w:p>
+    <w:p>
+      <w:r>
+        <w:rPr/>
+      </w:r>
+      <w:r>
+        <w:rPr>
+          <w:b/>
+        </w:rPr>
+        <w:t>Short answer:</w:t>
+      </w:r>
+      <w:r>
+        <w:rPr/>
+        <w:t xml:space="preserve"> Repeated requests for keys that don't exist bypass the cache and hit the database every time; cache "not found" results briefly, or use a Bloom filter.</w:t>
+      </w:r>
+    </w:p>
+    <w:p>
+      <w:r>
+        <w:rPr/>
+      </w:r>
+      <w:r>
+        <w:rPr>
+          <w:b/>
+        </w:rPr>
+        <w:t>Explanation:</w:t>
+      </w:r>
+      <w:r>
+        <w:rPr/>
+        <w:t xml:space="preserve"> Attackers can use random IDs to overload the database.</w:t>
+      </w:r>
+    </w:p>
+    <w:p>
+      <w:r>
+        <w:rPr/>
+      </w:r>
+      <w:r>
+        <w:rPr>
+          <w:b/>
+        </w:rPr>
+        <w:t>Example:</w:t>
+      </w:r>
+      <w:r>
+        <w:rPr/>
+        <w:t xml:space="preserve"> Cache </w:t>
+      </w:r>
+      <w:r>
+        <w:rPr>
+          <w:rFonts w:ascii="Courier New" w:hAnsi="Courier New"/>
+          <w:color w:val="B42318"/>
+          <w:sz w:val="20"/>
+        </w:rPr>
+        <w:t>null</w:t>
+      </w:r>
+      <w:r>
+        <w:rPr/>
+        <w:t xml:space="preserve"> for a missing short code for 60 seconds.</w:t>
+      </w:r>
+    </w:p>
+    <w:p>
+      <w:r>
+        <w:rPr/>
+      </w:r>
+      <w:r>
+        <w:rPr>
+          <w:b/>
+        </w:rPr>
+        <w:t>Say it like this:</w:t>
+      </w:r>
+      <w:r>
+        <w:rPr/>
+        <w:t xml:space="preserve"> "Missing data should be cached too, briefly, so repeated misses don't all hit the database."</w:t>
+      </w:r>
+    </w:p>
+    <w:p>
+      <w:pPr>
+        <w:pBdr>
+          <w:bottom w:val="single" w:sz="6" w:space="1" w:color="BFC7D5"/>
+        </w:pBdr>
+      </w:pPr>
+    </w:p>
+    <w:p>
+      <w:pPr>
+        <w:keepNext/>
+        <w:spacing w:before="200"/>
+      </w:pPr>
+      <w:r>
+        <w:rPr>
+          <w:color w:val="1F3A5F"/>
+          <w:sz w:val="24"/>
+        </w:rPr>
+      </w:r>
+      <w:r>
+        <w:rPr>
+          <w:b/>
+          <w:color w:val="1F3A5F"/>
+          <w:sz w:val="24"/>
+        </w:rPr>
+        <w:t>Q25. What is a cache avalanche?</w:t>
+      </w:r>
+      <w:r>
+        <w:rPr>
+          <w:color w:val="1F3A5F"/>
+          <w:sz w:val="24"/>
+        </w:rPr>
+      </w:r>
+    </w:p>
+    <w:p>
+      <w:r>
+        <w:rPr/>
+      </w:r>
+      <w:r>
+        <w:rPr>
+          <w:b/>
+        </w:rPr>
+        <w:t>Short answer:</w:t>
+      </w:r>
+      <w:r>
+        <w:rPr/>
+        <w:t xml:space="preserve"> Many keys expiring at the same time (or the cache going down), sending a flood of requests to the database.</w:t>
+      </w:r>
+    </w:p>
+    <w:p>
+      <w:r>
+        <w:rPr/>
+      </w:r>
+      <w:r>
+        <w:rPr>
+          <w:b/>
+        </w:rPr>
+        <w:t>Explanation:</w:t>
+      </w:r>
+      <w:r>
+        <w:rPr/>
+        <w:t xml:space="preserve"> Add TTL jitter, keep hot keys warm, and have the database protected by rate limits or circuit breakers.</w:t>
+      </w:r>
+    </w:p>
+    <w:p>
+      <w:r>
+        <w:rPr/>
+      </w:r>
+      <w:r>
+        <w:rPr>
+          <w:b/>
+        </w:rPr>
+        <w:t>Example:</w:t>
+      </w:r>
+      <w:r>
+        <w:rPr/>
+        <w:t xml:space="preserve"> Keys all set at deploy time with TTL 3600 expired together an hour later.</w:t>
+      </w:r>
+    </w:p>
+    <w:p>
+      <w:r>
+        <w:rPr/>
+      </w:r>
+      <w:r>
+        <w:rPr>
+          <w:b/>
+        </w:rPr>
+        <w:t>Say it like this:</w:t>
+      </w:r>
+      <w:r>
+        <w:rPr/>
+        <w:t xml:space="preserve"> "Jittered TTLs stop keys expiring together, and fallbacks protect the database if the cache disappears."</w:t>
+      </w:r>
+    </w:p>
+    <w:p>
+      <w:pPr>
+        <w:pBdr>
+          <w:bottom w:val="single" w:sz="6" w:space="1" w:color="BFC7D5"/>
+        </w:pBdr>
+      </w:pPr>
+    </w:p>
+    <w:p>
+      <w:pPr>
+        <w:keepNext/>
+        <w:spacing w:before="200"/>
+      </w:pPr>
+      <w:r>
+        <w:rPr>
+          <w:color w:val="1F3A5F"/>
+          <w:sz w:val="24"/>
+        </w:rPr>
+      </w:r>
+      <w:r>
+        <w:rPr>
+          <w:b/>
+          <w:color w:val="1F3A5F"/>
+          <w:sz w:val="24"/>
+        </w:rPr>
+        <w:t>Q26. What is a local (in-process) cache, and when do you add one?</w:t>
+      </w:r>
+      <w:r>
+        <w:rPr>
+          <w:color w:val="1F3A5F"/>
+          <w:sz w:val="24"/>
+        </w:rPr>
+      </w:r>
+    </w:p>
+    <w:p>
+      <w:r>
+        <w:rPr/>
+      </w:r>
+      <w:r>
+        <w:rPr>
+          <w:b/>
+        </w:rPr>
+        <w:t>Short answer:</w:t>
+      </w:r>
+      <w:r>
+        <w:rPr/>
+        <w:t xml:space="preserve"> A small LRU cache in each app instance for very hot, rarely changing data, in front of Redis.</w:t>
+      </w:r>
+    </w:p>
+    <w:p>
+      <w:r>
+        <w:rPr/>
+      </w:r>
+      <w:r>
+        <w:rPr>
+          <w:b/>
+        </w:rPr>
+        <w:t>Explanation:</w:t>
+      </w:r>
+      <w:r>
+        <w:rPr/>
+        <w:t xml:space="preserve"> Saves network round trips; invalidate with short TTLs or pub/sub messages.</w:t>
+      </w:r>
+    </w:p>
+    <w:p>
+      <w:r>
+        <w:rPr/>
+      </w:r>
+      <w:r>
+        <w:rPr>
+          <w:b/>
+        </w:rPr>
+        <w:t>Example:</w:t>
+      </w:r>
+      <w:r>
+        <w:rPr/>
+        <w:t xml:space="preserve"> Tenant feature flags cached in memory for 30 seconds.</w:t>
+      </w:r>
+    </w:p>
+    <w:p>
+      <w:r>
+        <w:rPr/>
+      </w:r>
+      <w:r>
+        <w:rPr>
+          <w:b/>
+        </w:rPr>
+        <w:t>Say it like this:</w:t>
+      </w:r>
+      <w:r>
+        <w:rPr/>
+        <w:t xml:space="preserve"> "For tiny, hot data, an in-process cache avoids even the Redis round trip."</w:t>
+      </w:r>
+    </w:p>
+    <w:p>
+      <w:pPr>
+        <w:pBdr>
+          <w:bottom w:val="single" w:sz="6" w:space="1" w:color="BFC7D5"/>
+        </w:pBdr>
+      </w:pPr>
+    </w:p>
+    <w:p>
+      <w:pPr>
+        <w:keepNext/>
+        <w:spacing w:before="200"/>
+      </w:pPr>
+      <w:r>
+        <w:rPr>
+          <w:color w:val="1F3A5F"/>
+          <w:sz w:val="24"/>
+        </w:rPr>
+      </w:r>
+      <w:r>
+        <w:rPr>
+          <w:b/>
+          <w:color w:val="1F3A5F"/>
+          <w:sz w:val="24"/>
+        </w:rPr>
+        <w:t>Q27. How do you store sessions or tokens safely in Redis?</w:t>
+      </w:r>
+      <w:r>
+        <w:rPr>
+          <w:color w:val="1F3A5F"/>
+          <w:sz w:val="24"/>
+        </w:rPr>
+      </w:r>
+    </w:p>
+    <w:p>
+      <w:r>
+        <w:rPr/>
+      </w:r>
+      <w:r>
+        <w:rPr>
+          <w:b/>
+        </w:rPr>
+        <w:t>Short answer:</w:t>
+      </w:r>
+      <w:r>
+        <w:rPr/>
+        <w:t xml:space="preserve"> Random, unguessable keys, TTLs matching session lifetime, minimal data, network isolation, and AUTH/TLS enabled.</w:t>
+      </w:r>
+    </w:p>
+    <w:p>
+      <w:r>
+        <w:rPr/>
+      </w:r>
+      <w:r>
+        <w:rPr>
+          <w:b/>
+        </w:rPr>
+        <w:t>Explanation:</w:t>
+      </w:r>
+      <w:r>
+        <w:rPr/>
+        <w:t xml:space="preserve"> Index sessions per user (a set) so you can revoke all of a user's sessions.</w:t>
+      </w:r>
+    </w:p>
+    <w:p>
+      <w:r>
+        <w:rPr/>
+      </w:r>
+      <w:r>
+        <w:rPr>
+          <w:b/>
+        </w:rPr>
+        <w:t>Example:</w:t>
+      </w:r>
+      <w:r>
+        <w:rPr/>
+        <w:t xml:space="preserve"> </w:t>
+      </w:r>
+      <w:r>
+        <w:rPr>
+          <w:rFonts w:ascii="Courier New" w:hAnsi="Courier New"/>
+          <w:color w:val="B42318"/>
+          <w:sz w:val="20"/>
+        </w:rPr>
+        <w:t>SADD user:42:sessions s_9f2c</w:t>
+      </w:r>
+      <w:r>
+        <w:rPr/>
+        <w:t>; on password change, delete all listed sessions.</w:t>
+      </w:r>
+    </w:p>
+    <w:p>
+      <w:r>
+        <w:rPr/>
+      </w:r>
+      <w:r>
+        <w:rPr>
+          <w:b/>
+        </w:rPr>
+        <w:t>Say it like this:</w:t>
+      </w:r>
+      <w:r>
+        <w:rPr/>
+        <w:t xml:space="preserve"> "Sessions expire on their own, and a per-user index lets us log someone out everywhere instantly."</w:t>
+      </w:r>
+    </w:p>
+    <w:p>
+      <w:pPr>
+        <w:pBdr>
+          <w:bottom w:val="single" w:sz="6" w:space="1" w:color="BFC7D5"/>
+        </w:pBdr>
+      </w:pPr>
+    </w:p>
+    <w:p>
+      <w:pPr>
+        <w:keepNext/>
+        <w:spacing w:before="200"/>
+      </w:pPr>
+      <w:r>
+        <w:rPr>
+          <w:color w:val="1F3A5F"/>
+          <w:sz w:val="24"/>
+        </w:rPr>
+      </w:r>
+      <w:r>
+        <w:rPr>
+          <w:b/>
+          <w:color w:val="1F3A5F"/>
+          <w:sz w:val="24"/>
+        </w:rPr>
+        <w:t>Q28. What are Redis Streams?</w:t>
+      </w:r>
+      <w:r>
+        <w:rPr>
+          <w:color w:val="1F3A5F"/>
+          <w:sz w:val="24"/>
+        </w:rPr>
+      </w:r>
+    </w:p>
+    <w:p>
+      <w:r>
+        <w:rPr/>
+      </w:r>
+      <w:r>
+        <w:rPr>
+          <w:b/>
+        </w:rPr>
+        <w:t>Short answer:</w:t>
+      </w:r>
+      <w:r>
+        <w:rPr/>
+        <w:t xml:space="preserve"> An append-only log with consumer groups, acknowledgements and pending entries, giving durable, at-least-once messaging.</w:t>
+      </w:r>
+    </w:p>
+    <w:p>
+      <w:r>
+        <w:rPr/>
+      </w:r>
+      <w:r>
+        <w:rPr>
+          <w:b/>
+        </w:rPr>
+        <w:t>Explanation:</w:t>
+      </w:r>
+      <w:r>
+        <w:rPr/>
+        <w:t xml:space="preserve"> A lighter alternative to Kafka for moderate workloads.</w:t>
+      </w:r>
+    </w:p>
+    <w:p>
+      <w:r>
+        <w:rPr/>
+      </w:r>
+      <w:r>
+        <w:rPr>
+          <w:b/>
+        </w:rPr>
+        <w:t>Example:</w:t>
+      </w:r>
+      <w:r>
+        <w:rPr/>
+        <w:t xml:space="preserve"> </w:t>
+      </w:r>
+      <w:r>
+        <w:rPr>
+          <w:rFonts w:ascii="Courier New" w:hAnsi="Courier New"/>
+          <w:color w:val="B42318"/>
+          <w:sz w:val="20"/>
+        </w:rPr>
+        <w:t>XADD events * type call.scored id c_42</w:t>
+      </w:r>
+      <w:r>
+        <w:rPr/>
+        <w:t xml:space="preserve">; workers </w:t>
+      </w:r>
+      <w:r>
+        <w:rPr>
+          <w:rFonts w:ascii="Courier New" w:hAnsi="Courier New"/>
+          <w:color w:val="B42318"/>
+          <w:sz w:val="20"/>
+        </w:rPr>
+        <w:t>XREADGROUP</w:t>
+      </w:r>
+      <w:r>
+        <w:rPr/>
+        <w:t xml:space="preserve"> and </w:t>
+      </w:r>
+      <w:r>
+        <w:rPr>
+          <w:rFonts w:ascii="Courier New" w:hAnsi="Courier New"/>
+          <w:color w:val="B42318"/>
+          <w:sz w:val="20"/>
+        </w:rPr>
+        <w:t>XACK</w:t>
+      </w:r>
+      <w:r>
+        <w:rPr/>
+        <w:t>.</w:t>
+      </w:r>
+    </w:p>
+    <w:p>
+      <w:r>
+        <w:rPr/>
+      </w:r>
+      <w:r>
+        <w:rPr>
+          <w:b/>
+        </w:rPr>
+        <w:t>Say it like this:</w:t>
+      </w:r>
+      <w:r>
+        <w:rPr/>
+        <w:t xml:space="preserve"> "Streams give Redis durable queues with consumer groups, unlike fire-and-forget pub/sub."</w:t>
+      </w:r>
+    </w:p>
+    <w:p>
+      <w:pPr>
+        <w:pBdr>
+          <w:bottom w:val="single" w:sz="6" w:space="1" w:color="BFC7D5"/>
+        </w:pBdr>
+      </w:pPr>
+    </w:p>
+    <w:p>
+      <w:pPr>
+        <w:keepNext/>
+        <w:spacing w:before="200"/>
+      </w:pPr>
+      <w:r>
+        <w:rPr>
+          <w:color w:val="1F3A5F"/>
+          <w:sz w:val="24"/>
+        </w:rPr>
+      </w:r>
+      <w:r>
+        <w:rPr>
+          <w:b/>
+          <w:color w:val="1F3A5F"/>
+          <w:sz w:val="24"/>
+        </w:rPr>
+        <w:t>Q29. How do you use Redis for distributed rate limiting with a sliding window?</w:t>
+      </w:r>
+      <w:r>
+        <w:rPr>
+          <w:color w:val="1F3A5F"/>
+          <w:sz w:val="24"/>
+        </w:rPr>
+      </w:r>
+    </w:p>
+    <w:p>
+      <w:r>
+        <w:rPr/>
+      </w:r>
+      <w:r>
+        <w:rPr>
+          <w:b/>
+        </w:rPr>
+        <w:t>Short answer:</w:t>
+      </w:r>
+      <w:r>
+        <w:rPr/>
+        <w:t xml:space="preserve"> A sorted set per key with timestamps as scores: remove entries older than the window, count the rest, add the new one, all in a Lua script.</w:t>
+      </w:r>
+    </w:p>
+    <w:p>
+      <w:r>
+        <w:rPr/>
+      </w:r>
+      <w:r>
+        <w:rPr>
+          <w:b/>
+        </w:rPr>
+        <w:t>Explanation:</w:t>
+      </w:r>
+      <w:r>
+        <w:rPr/>
+        <w:t xml:space="preserve"> More accurate than fixed windows, costs more memory.</w:t>
+      </w:r>
+    </w:p>
+    <w:p>
+      <w:r>
+        <w:rPr/>
+      </w:r>
+      <w:r>
+        <w:rPr>
+          <w:b/>
+        </w:rPr>
+        <w:t>Example:</w:t>
+      </w:r>
+      <w:r>
+        <w:rPr/>
+        <w:t xml:space="preserve"> </w:t>
+      </w:r>
+      <w:r>
+        <w:rPr>
+          <w:rFonts w:ascii="Courier New" w:hAnsi="Courier New"/>
+          <w:color w:val="B42318"/>
+          <w:sz w:val="20"/>
+        </w:rPr>
+        <w:t>ZREMRANGEBYSCORE key 0 now-60000; ZCARD key; ZADD key now now</w:t>
+      </w:r>
+      <w:r>
+        <w:rPr/>
+        <w:t>.</w:t>
+      </w:r>
+    </w:p>
+    <w:p>
+      <w:r>
+        <w:rPr/>
+      </w:r>
+      <w:r>
+        <w:rPr>
+          <w:b/>
+        </w:rPr>
+        <w:t>Say it like this:</w:t>
+      </w:r>
+      <w:r>
+        <w:rPr/>
+        <w:t xml:space="preserve"> "A sliding window counts exactly the last 60 seconds, which avoids burst loopholes at window edges."</w:t>
+      </w:r>
+    </w:p>
+    <w:p>
+      <w:pPr>
+        <w:pBdr>
+          <w:bottom w:val="single" w:sz="6" w:space="1" w:color="BFC7D5"/>
+        </w:pBdr>
+      </w:pPr>
+    </w:p>
+    <w:p>
+      <w:pPr>
+        <w:pStyle w:val="Heading2"/>
+        <w:pBdr>
+          <w:bottom w:val="single" w:sz="6" w:space="1" w:color="BFC7D5"/>
+        </w:pBdr>
+      </w:pPr>
+      <w:r>
+        <w:rPr/>
+        <w:t>🔴 More Advanced</w:t>
+      </w:r>
+    </w:p>
+    <w:p>
+      <w:pPr>
+        <w:keepNext/>
+        <w:spacing w:before="200"/>
+      </w:pPr>
+      <w:r>
+        <w:rPr>
+          <w:color w:val="1F3A5F"/>
+          <w:sz w:val="24"/>
+        </w:rPr>
+      </w:r>
+      <w:r>
+        <w:rPr>
+          <w:b/>
+          <w:color w:val="1F3A5F"/>
+          <w:sz w:val="24"/>
+        </w:rPr>
+        <w:t>Q30. What is the Redlock algorithm, and is it safe?</w:t>
+      </w:r>
+      <w:r>
+        <w:rPr>
+          <w:color w:val="1F3A5F"/>
+          <w:sz w:val="24"/>
+        </w:rPr>
+      </w:r>
+    </w:p>
+    <w:p>
+      <w:r>
+        <w:rPr/>
+      </w:r>
+      <w:r>
+        <w:rPr>
+          <w:b/>
+        </w:rPr>
+        <w:t>Short answer:</w:t>
+      </w:r>
+      <w:r>
+        <w:rPr/>
+        <w:t xml:space="preserve"> Acquiring a lock on a majority of independent Redis nodes; it's debated for correctness because of clock and pause issues.</w:t>
+      </w:r>
+    </w:p>
+    <w:p>
+      <w:r>
+        <w:rPr/>
+      </w:r>
+      <w:r>
+        <w:rPr>
+          <w:b/>
+        </w:rPr>
+        <w:t>Explanation:</w:t>
+      </w:r>
+      <w:r>
+        <w:rPr/>
+        <w:t xml:space="preserve"> For correctness-critical locks, use fencing tokens or a consensus system (etcd, ZooKeeper, database locks).</w:t>
+      </w:r>
+    </w:p>
+    <w:p>
+      <w:r>
+        <w:rPr/>
+      </w:r>
+      <w:r>
+        <w:rPr>
+          <w:b/>
+        </w:rPr>
+        <w:t>Example:</w:t>
+      </w:r>
+      <w:r>
+        <w:rPr/>
+        <w:t xml:space="preserve"> Use Postgres advisory locks for "only one billing run".</w:t>
+      </w:r>
+    </w:p>
+    <w:p>
+      <w:r>
+        <w:rPr/>
+      </w:r>
+      <w:r>
+        <w:rPr>
+          <w:b/>
+        </w:rPr>
+        <w:t>Say it like this:</w:t>
+      </w:r>
+      <w:r>
+        <w:rPr/>
+        <w:t xml:space="preserve"> "Redis locks are fine for efficiency; when correctness depends on the lock, I use fencing tokens or a stronger system."</w:t>
+      </w:r>
+    </w:p>
+    <w:p>
+      <w:pPr>
+        <w:pBdr>
+          <w:bottom w:val="single" w:sz="6" w:space="1" w:color="BFC7D5"/>
+        </w:pBdr>
+      </w:pPr>
+    </w:p>
+    <w:p>
+      <w:pPr>
+        <w:keepNext/>
+        <w:spacing w:before="200"/>
+      </w:pPr>
+      <w:r>
+        <w:rPr>
+          <w:color w:val="1F3A5F"/>
+          <w:sz w:val="24"/>
+        </w:rPr>
+      </w:r>
+      <w:r>
+        <w:rPr>
+          <w:b/>
+          <w:color w:val="1F3A5F"/>
+          <w:sz w:val="24"/>
+        </w:rPr>
+        <w:t>Q31. How do you handle Redis failover in your application?</w:t>
+      </w:r>
+      <w:r>
+        <w:rPr>
+          <w:color w:val="1F3A5F"/>
+          <w:sz w:val="24"/>
+        </w:rPr>
+      </w:r>
+    </w:p>
+    <w:p>
+      <w:r>
+        <w:rPr/>
+      </w:r>
+      <w:r>
+        <w:rPr>
+          <w:b/>
+        </w:rPr>
+        <w:t>Short answer:</w:t>
+      </w:r>
+      <w:r>
+        <w:rPr/>
+        <w:t xml:space="preserve"> Use a client that understands Sentinel or Cluster topology, set connection and command timeouts, retry briefly, and degrade gracefully when the cache is unavailable.</w:t>
+      </w:r>
+    </w:p>
+    <w:p>
+      <w:r>
+        <w:rPr/>
+      </w:r>
+      <w:r>
+        <w:rPr>
+          <w:b/>
+        </w:rPr>
+        <w:t>Explanation:</w:t>
+      </w:r>
+      <w:r>
+        <w:rPr/>
+        <w:t xml:space="preserve"> Cache misses should fall back to the database, with limits.</w:t>
+      </w:r>
+    </w:p>
+    <w:p>
+      <w:r>
+        <w:rPr/>
+      </w:r>
+      <w:r>
+        <w:rPr>
+          <w:b/>
+        </w:rPr>
+        <w:t>Example:</w:t>
+      </w:r>
+      <w:r>
+        <w:rPr/>
+        <w:t xml:space="preserve"> </w:t>
+      </w:r>
+      <w:r>
+        <w:rPr>
+          <w:rFonts w:ascii="Courier New" w:hAnsi="Courier New"/>
+          <w:color w:val="B42318"/>
+          <w:sz w:val="20"/>
+        </w:rPr>
+        <w:t>ioredis</w:t>
+      </w:r>
+      <w:r>
+        <w:rPr/>
+        <w:t xml:space="preserve"> with Sentinel config and </w:t>
+      </w:r>
+      <w:r>
+        <w:rPr>
+          <w:rFonts w:ascii="Courier New" w:hAnsi="Courier New"/>
+          <w:color w:val="B42318"/>
+          <w:sz w:val="20"/>
+        </w:rPr>
+        <w:t>maxRetriesPerRequest: 2</w:t>
+      </w:r>
+      <w:r>
+        <w:rPr/>
+        <w:t>.</w:t>
+      </w:r>
+    </w:p>
+    <w:p>
+      <w:r>
+        <w:rPr/>
+      </w:r>
+      <w:r>
+        <w:rPr>
+          <w:b/>
+        </w:rPr>
+        <w:t>Say it like this:</w:t>
+      </w:r>
+      <w:r>
+        <w:rPr/>
+        <w:t xml:space="preserve"> "The app treats the cache as optional: short timeouts, quick retries, then fall back."</w:t>
+      </w:r>
+    </w:p>
+    <w:p>
+      <w:pPr>
+        <w:pBdr>
+          <w:bottom w:val="single" w:sz="6" w:space="1" w:color="BFC7D5"/>
+        </w:pBdr>
+      </w:pPr>
+    </w:p>
+    <w:p>
+      <w:pPr>
+        <w:keepNext/>
+        <w:spacing w:before="200"/>
+      </w:pPr>
+      <w:r>
+        <w:rPr>
+          <w:color w:val="1F3A5F"/>
+          <w:sz w:val="24"/>
+        </w:rPr>
+      </w:r>
+      <w:r>
+        <w:rPr>
+          <w:b/>
+          <w:color w:val="1F3A5F"/>
+          <w:sz w:val="24"/>
+        </w:rPr>
+        <w:t>Q32. How do you find hot keys and big keys?</w:t>
+      </w:r>
+      <w:r>
+        <w:rPr>
+          <w:color w:val="1F3A5F"/>
+          <w:sz w:val="24"/>
+        </w:rPr>
+      </w:r>
+    </w:p>
+    <w:p>
+      <w:r>
+        <w:rPr/>
+      </w:r>
+      <w:r>
+        <w:rPr>
+          <w:b/>
+        </w:rPr>
+        <w:t>Short answer:</w:t>
+      </w:r>
+      <w:r>
+        <w:rPr/>
+        <w:t xml:space="preserve"> </w:t>
+      </w:r>
+      <w:r>
+        <w:rPr>
+          <w:rFonts w:ascii="Courier New" w:hAnsi="Courier New"/>
+          <w:color w:val="B42318"/>
+          <w:sz w:val="20"/>
+        </w:rPr>
+        <w:t>redis-cli --hotkeys</w:t>
+      </w:r>
+      <w:r>
+        <w:rPr/>
+        <w:t xml:space="preserve"> (with LFU policy), </w:t>
+      </w:r>
+      <w:r>
+        <w:rPr>
+          <w:rFonts w:ascii="Courier New" w:hAnsi="Courier New"/>
+          <w:color w:val="B42318"/>
+          <w:sz w:val="20"/>
+        </w:rPr>
+        <w:t>--bigkeys</w:t>
+      </w:r>
+      <w:r>
+        <w:rPr/>
+        <w:t xml:space="preserve">, </w:t>
+      </w:r>
+      <w:r>
+        <w:rPr>
+          <w:rFonts w:ascii="Courier New" w:hAnsi="Courier New"/>
+          <w:color w:val="B42318"/>
+          <w:sz w:val="20"/>
+        </w:rPr>
+        <w:t>MEMORY USAGE key</w:t>
+      </w:r>
+      <w:r>
+        <w:rPr/>
+        <w:t>, and monitoring per-command latency.</w:t>
+      </w:r>
+    </w:p>
+    <w:p>
+      <w:r>
+        <w:rPr/>
+      </w:r>
+      <w:r>
+        <w:rPr>
+          <w:b/>
+        </w:rPr>
+        <w:t>Explanation:</w:t>
+      </w:r>
+      <w:r>
+        <w:rPr/>
+        <w:t xml:space="preserve"> Big keys slow commands; hot keys overload one shard.</w:t>
+      </w:r>
+    </w:p>
+    <w:p>
+      <w:r>
+        <w:rPr/>
+      </w:r>
+      <w:r>
+        <w:rPr>
+          <w:b/>
+        </w:rPr>
+        <w:t>Example:</w:t>
+      </w:r>
+      <w:r>
+        <w:rPr/>
+        <w:t xml:space="preserve"> A 50 MB hash of all agents' stats split into one hash per agent.</w:t>
+      </w:r>
+    </w:p>
+    <w:p>
+      <w:r>
+        <w:rPr/>
+      </w:r>
+      <w:r>
+        <w:rPr>
+          <w:b/>
+        </w:rPr>
+        <w:t>Say it like this:</w:t>
+      </w:r>
+      <w:r>
+        <w:rPr/>
+        <w:t xml:space="preserve"> "Big and hot keys cause most Redis performance problems, and Redis has built-in tools to find them."</w:t>
+      </w:r>
+    </w:p>
+    <w:p>
+      <w:pPr>
+        <w:pBdr>
+          <w:bottom w:val="single" w:sz="6" w:space="1" w:color="BFC7D5"/>
+        </w:pBdr>
+      </w:pPr>
+    </w:p>
+    <w:p>
+      <w:pPr>
+        <w:keepNext/>
+        <w:spacing w:before="200"/>
+      </w:pPr>
+      <w:r>
+        <w:rPr>
+          <w:color w:val="1F3A5F"/>
+          <w:sz w:val="24"/>
+        </w:rPr>
+      </w:r>
+      <w:r>
+        <w:rPr>
+          <w:b/>
+          <w:color w:val="1F3A5F"/>
+          <w:sz w:val="24"/>
+        </w:rPr>
+        <w:t>Q33. How do you secure Redis?</w:t>
+      </w:r>
+      <w:r>
+        <w:rPr>
+          <w:color w:val="1F3A5F"/>
+          <w:sz w:val="24"/>
+        </w:rPr>
+      </w:r>
+    </w:p>
+    <w:p>
+      <w:r>
+        <w:rPr/>
+      </w:r>
+      <w:r>
+        <w:rPr>
+          <w:b/>
+        </w:rPr>
+        <w:t>Short answer:</w:t>
+      </w:r>
+      <w:r>
+        <w:rPr/>
+        <w:t xml:space="preserve"> Private network only, AUTH with ACL users, TLS, disabled dangerous commands (</w:t>
+      </w:r>
+      <w:r>
+        <w:rPr>
+          <w:rFonts w:ascii="Courier New" w:hAnsi="Courier New"/>
+          <w:color w:val="B42318"/>
+          <w:sz w:val="20"/>
+        </w:rPr>
+        <w:t>FLUSHALL</w:t>
+      </w:r>
+      <w:r>
+        <w:rPr/>
+        <w:t xml:space="preserve">, </w:t>
+      </w:r>
+      <w:r>
+        <w:rPr>
+          <w:rFonts w:ascii="Courier New" w:hAnsi="Courier New"/>
+          <w:color w:val="B42318"/>
+          <w:sz w:val="20"/>
+        </w:rPr>
+        <w:t>CONFIG</w:t>
+      </w:r>
+      <w:r>
+        <w:rPr/>
+        <w:t>), and no public exposure.</w:t>
+      </w:r>
+    </w:p>
+    <w:p>
+      <w:r>
+        <w:rPr/>
+      </w:r>
+      <w:r>
+        <w:rPr>
+          <w:b/>
+        </w:rPr>
+        <w:t>Explanation:</w:t>
+      </w:r>
+      <w:r>
+        <w:rPr/>
+        <w:t xml:space="preserve"> Unprotected Redis instances are regularly exploited.</w:t>
+      </w:r>
+    </w:p>
+    <w:p>
+      <w:r>
+        <w:rPr/>
+      </w:r>
+      <w:r>
+        <w:rPr>
+          <w:b/>
+        </w:rPr>
+        <w:t>Example:</w:t>
+      </w:r>
+      <w:r>
+        <w:rPr/>
+        <w:t xml:space="preserve"> ElastiCache in private subnets with in-transit encryption and AUTH.</w:t>
+      </w:r>
+    </w:p>
+    <w:p>
+      <w:r>
+        <w:rPr/>
+      </w:r>
+      <w:r>
+        <w:rPr>
+          <w:b/>
+        </w:rPr>
+        <w:t>Say it like this:</w:t>
+      </w:r>
+      <w:r>
+        <w:rPr/>
+        <w:t xml:space="preserve"> "Redis is never reachable from the internet, and access uses ACL users over TLS."</w:t>
+      </w:r>
+    </w:p>
+    <w:p>
+      <w:pPr>
+        <w:pBdr>
+          <w:bottom w:val="single" w:sz="6" w:space="1" w:color="BFC7D5"/>
+        </w:pBdr>
+      </w:pPr>
+    </w:p>
+    <w:p>
+      <w:pPr>
+        <w:pStyle w:val="Heading2"/>
+        <w:pBdr>
+          <w:bottom w:val="single" w:sz="6" w:space="1" w:color="BFC7D5"/>
+        </w:pBdr>
+      </w:pPr>
+      <w:r>
+        <w:rPr/>
+        <w:t>🧩 More Scenarios</w:t>
+      </w:r>
+    </w:p>
+    <w:p>
+      <w:pPr>
+        <w:keepNext/>
+        <w:spacing w:before="200"/>
+      </w:pPr>
+      <w:r>
+        <w:rPr>
+          <w:color w:val="1F3A5F"/>
+          <w:sz w:val="24"/>
+        </w:rPr>
+      </w:r>
+      <w:r>
+        <w:rPr>
+          <w:b/>
+          <w:color w:val="1F3A5F"/>
+          <w:sz w:val="24"/>
+        </w:rPr>
+        <w:t>Q34. Redis memory usage keeps growing. What do you check?</w:t>
+      </w:r>
+      <w:r>
+        <w:rPr>
+          <w:color w:val="1F3A5F"/>
+          <w:sz w:val="24"/>
+        </w:rPr>
+      </w:r>
+    </w:p>
+    <w:p>
+      <w:r>
+        <w:rPr/>
+      </w:r>
+      <w:r>
+        <w:rPr>
+          <w:b/>
+        </w:rPr>
+        <w:t>Short answer:</w:t>
+      </w:r>
+      <w:r>
+        <w:rPr/>
+        <w:t xml:space="preserve"> Keys without TTLs, growing collections, eviction policy, fragmentation, and big keys.</w:t>
+      </w:r>
+    </w:p>
+    <w:p>
+      <w:r>
+        <w:rPr/>
+      </w:r>
+      <w:r>
+        <w:rPr>
+          <w:b/>
+        </w:rPr>
+        <w:t>Explanation:</w:t>
+      </w:r>
+      <w:r>
+        <w:rPr/>
+        <w:t xml:space="preserve"> Every cache key should have a TTL.</w:t>
+      </w:r>
+    </w:p>
+    <w:p>
+      <w:r>
+        <w:rPr/>
+      </w:r>
+      <w:r>
+        <w:rPr>
+          <w:b/>
+        </w:rPr>
+        <w:t>Example:</w:t>
+      </w:r>
+      <w:r>
+        <w:rPr/>
+        <w:t xml:space="preserve"> A bug wrote rate-limit keys without </w:t>
+      </w:r>
+      <w:r>
+        <w:rPr>
+          <w:rFonts w:ascii="Courier New" w:hAnsi="Courier New"/>
+          <w:color w:val="B42318"/>
+          <w:sz w:val="20"/>
+        </w:rPr>
+        <w:t>EXPIRE</w:t>
+      </w:r>
+      <w:r>
+        <w:rPr/>
+        <w:t>, so they lived forever.</w:t>
+      </w:r>
+    </w:p>
+    <w:p>
+      <w:r>
+        <w:rPr/>
+      </w:r>
+      <w:r>
+        <w:rPr>
+          <w:b/>
+        </w:rPr>
+        <w:t>Say it like this:</w:t>
+      </w:r>
+      <w:r>
+        <w:rPr/>
+        <w:t xml:space="preserve"> "Unbounded growth usually means keys without TTLs. Every cache and counter key gets one."</w:t>
+      </w:r>
+    </w:p>
+    <w:p>
+      <w:pPr>
+        <w:pBdr>
+          <w:bottom w:val="single" w:sz="6" w:space="1" w:color="BFC7D5"/>
+        </w:pBdr>
+      </w:pPr>
+    </w:p>
+    <w:p>
+      <w:pPr>
+        <w:keepNext/>
+        <w:spacing w:before="200"/>
+      </w:pPr>
+      <w:r>
+        <w:rPr>
+          <w:color w:val="1F3A5F"/>
+          <w:sz w:val="24"/>
+        </w:rPr>
+      </w:r>
+      <w:r>
+        <w:rPr>
+          <w:b/>
+          <w:color w:val="1F3A5F"/>
+          <w:sz w:val="24"/>
+        </w:rPr>
+        <w:t>Q35. After Redis restarts, the database is overwhelmed. How do you prevent this?</w:t>
+      </w:r>
+      <w:r>
+        <w:rPr>
+          <w:color w:val="1F3A5F"/>
+          <w:sz w:val="24"/>
+        </w:rPr>
+      </w:r>
+    </w:p>
+    <w:p>
+      <w:r>
+        <w:rPr/>
+      </w:r>
+      <w:r>
+        <w:rPr>
+          <w:b/>
+        </w:rPr>
+        <w:t>Short answer:</w:t>
+      </w:r>
+      <w:r>
+        <w:rPr/>
+        <w:t xml:space="preserve"> Warm critical keys gradually, use request coalescing, rate limit cache rebuilds, and keep replicas so the cache isn't empty after failover.</w:t>
+      </w:r>
+    </w:p>
+    <w:p>
+      <w:r>
+        <w:rPr/>
+      </w:r>
+      <w:r>
+        <w:rPr>
+          <w:b/>
+        </w:rPr>
+        <w:t>Explanation:</w:t>
+      </w:r>
+      <w:r>
+        <w:rPr/>
+        <w:t xml:space="preserve"> A cold cache is a predictable incident; plan for it.</w:t>
+      </w:r>
+    </w:p>
+    <w:p>
+      <w:r>
+        <w:rPr/>
+      </w:r>
+      <w:r>
+        <w:rPr>
+          <w:b/>
+        </w:rPr>
+        <w:t>Example:</w:t>
+      </w:r>
+      <w:r>
+        <w:rPr/>
+        <w:t xml:space="preserve"> A startup job pre-loads tenant configs and permissions.</w:t>
+      </w:r>
+    </w:p>
+    <w:p>
+      <w:r>
+        <w:rPr/>
+      </w:r>
+      <w:r>
+        <w:rPr>
+          <w:b/>
+        </w:rPr>
+        <w:t>Say it like this:</w:t>
+      </w:r>
+      <w:r>
+        <w:rPr/>
+        <w:t xml:space="preserve"> "A cold cache can take down the database, so critical data is pre-warmed and rebuilds are throttled."</w:t>
+      </w:r>
+    </w:p>
+    <w:p>
+      <w:pPr>
+        <w:pBdr>
+          <w:bottom w:val="single" w:sz="6" w:space="1" w:color="BFC7D5"/>
+        </w:pBdr>
+      </w:pPr>
+    </w:p>
+    <w:p>
+      <w:pPr>
+        <w:keepNext/>
+        <w:spacing w:before="200"/>
+      </w:pPr>
+      <w:r>
+        <w:rPr>
+          <w:color w:val="1F3A5F"/>
+          <w:sz w:val="24"/>
+        </w:rPr>
+      </w:r>
+      <w:r>
+        <w:rPr>
+          <w:b/>
+          <w:color w:val="1F3A5F"/>
+          <w:sz w:val="24"/>
+        </w:rPr>
+        <w:t>Q36. Users sometimes see permissions that were already revoked. Why?</w:t>
+      </w:r>
+      <w:r>
+        <w:rPr>
+          <w:color w:val="1F3A5F"/>
+          <w:sz w:val="24"/>
+        </w:rPr>
+      </w:r>
+    </w:p>
+    <w:p>
+      <w:r>
+        <w:rPr/>
+      </w:r>
+      <w:r>
+        <w:rPr>
+          <w:b/>
+        </w:rPr>
+        <w:t>Short answer:</w:t>
+      </w:r>
+      <w:r>
+        <w:rPr/>
+        <w:t xml:space="preserve"> Permissions are cached and not invalidated on change, or a JWT still carries old roles.</w:t>
+      </w:r>
+    </w:p>
+    <w:p>
+      <w:r>
+        <w:rPr/>
+      </w:r>
+      <w:r>
+        <w:rPr>
+          <w:b/>
+        </w:rPr>
+        <w:t>Explanation:</w:t>
+      </w:r>
+      <w:r>
+        <w:rPr/>
+        <w:t xml:space="preserve"> Invalidate permission cache keys on role changes and keep token lifetimes short.</w:t>
+      </w:r>
+    </w:p>
+    <w:p>
+      <w:r>
+        <w:rPr/>
+      </w:r>
+      <w:r>
+        <w:rPr>
+          <w:b/>
+        </w:rPr>
+        <w:t>Example:</w:t>
+      </w:r>
+      <w:r>
+        <w:rPr/>
+        <w:t xml:space="preserve"> On role change: </w:t>
+      </w:r>
+      <w:r>
+        <w:rPr>
+          <w:rFonts w:ascii="Courier New" w:hAnsi="Courier New"/>
+          <w:color w:val="B42318"/>
+          <w:sz w:val="20"/>
+        </w:rPr>
+        <w:t>DEL perms:user:42</w:t>
+      </w:r>
+      <w:r>
+        <w:rPr/>
+        <w:t xml:space="preserve"> and bump the user's token version.</w:t>
+      </w:r>
+    </w:p>
+    <w:p>
+      <w:r>
+        <w:rPr/>
+      </w:r>
+      <w:r>
+        <w:rPr>
+          <w:b/>
+        </w:rPr>
+        <w:t>Say it like this:</w:t>
+      </w:r>
+      <w:r>
+        <w:rPr/>
+        <w:t xml:space="preserve"> "Revoked access must take effect quickly, so permission caches are invalidated on change and tokens are short-lived."</w:t>
+      </w:r>
+    </w:p>
+    <w:p>
+      <w:pPr>
+        <w:pBdr>
+          <w:bottom w:val="single" w:sz="6" w:space="1" w:color="BFC7D5"/>
+        </w:pBdr>
+      </w:pPr>
+    </w:p>
+    <w:p>
+      <w:pPr>
+        <w:pStyle w:val="Heading2"/>
+        <w:pBdr>
+          <w:bottom w:val="single" w:sz="6" w:space="1" w:color="BFC7D5"/>
+        </w:pBdr>
+      </w:pPr>
+      <w:r>
+        <w:rPr/>
+        <w:t>🎯 From Your Resume</w:t>
+      </w:r>
+    </w:p>
+    <w:p>
+      <w:pPr>
+        <w:keepNext/>
+        <w:spacing w:before="200"/>
+      </w:pPr>
+      <w:r>
+        <w:rPr>
+          <w:color w:val="1F3A5F"/>
+          <w:sz w:val="24"/>
+        </w:rPr>
+      </w:r>
+      <w:r>
+        <w:rPr>
+          <w:b/>
+          <w:color w:val="1F3A5F"/>
+          <w:sz w:val="24"/>
+        </w:rPr>
+        <w:t>Q37. "Where did Redis fit in your systems?"</w:t>
       </w:r>
       <w:r>
         <w:rPr>
